--- a/LAB7/phan_tich_nghiep_vu_de_lab7.docx
+++ b/LAB7/phan_tich_nghiep_vu_de_lab7.docx
@@ -2550,10 +2550,10 @@
         </w:rPr>
         <w:lastRenderedPageBreak/>
         <w:drawing>
-          <wp:inline distT="0" distB="0" distL="0" distR="0" wp14:anchorId="0B64621D" wp14:editId="2AC2A414">
-            <wp:extent cx="5731510" cy="3666490"/>
+          <wp:inline distT="0" distB="0" distL="0" distR="0" wp14:anchorId="16303096" wp14:editId="4B94EBFF">
+            <wp:extent cx="5731510" cy="3162935"/>
             <wp:effectExtent l="0" t="0" r="2540" b="0"/>
-            <wp:docPr id="788630577" name="Picture 2"/>
+            <wp:docPr id="1321432115" name="Picture 14"/>
             <wp:cNvGraphicFramePr>
               <a:graphicFrameLocks xmlns:a="http://schemas.openxmlformats.org/drawingml/2006/main" noChangeAspect="1"/>
             </wp:cNvGraphicFramePr>
@@ -2561,7 +2561,7 @@
               <a:graphicData uri="http://schemas.openxmlformats.org/drawingml/2006/picture">
                 <pic:pic xmlns:pic="http://schemas.openxmlformats.org/drawingml/2006/picture">
                   <pic:nvPicPr>
-                    <pic:cNvPr id="0" name="Picture 3"/>
+                    <pic:cNvPr id="0" name="Picture 42"/>
                     <pic:cNvPicPr>
                       <a:picLocks noChangeAspect="1" noChangeArrowheads="1"/>
                     </pic:cNvPicPr>
@@ -2582,7 +2582,7 @@
                   <pic:spPr bwMode="auto">
                     <a:xfrm>
                       <a:off x="0" y="0"/>
-                      <a:ext cx="5731510" cy="3666490"/>
+                      <a:ext cx="5731510" cy="3162935"/>
                     </a:xfrm>
                     <a:prstGeom prst="rect">
                       <a:avLst/>
@@ -2598,6 +2598,38 @@
           </wp:inline>
         </w:drawing>
       </w:r>
+    </w:p>
+    <w:p>
+      <w:pPr>
+        <w:pStyle w:val="ListParagraph"/>
+        <w:numPr>
+          <w:ilvl w:val="0"/>
+          <w:numId w:val="1"/>
+        </w:numPr>
+        <w:spacing w:after="0" w:line="240" w:lineRule="auto"/>
+        <w:rPr>
+          <w:rFonts w:ascii="Times New Roman" w:eastAsia="Times New Roman" w:hAnsi="Times New Roman" w:cs="Times New Roman"/>
+          <w:kern w:val="0"/>
+          <w:szCs w:val="24"/>
+          <w14:ligatures w14:val="none"/>
+        </w:rPr>
+      </w:pPr>
+    </w:p>
+    <w:p>
+      <w:pPr>
+        <w:pStyle w:val="ListParagraph"/>
+        <w:numPr>
+          <w:ilvl w:val="0"/>
+          <w:numId w:val="1"/>
+        </w:numPr>
+        <w:spacing w:after="0" w:line="240" w:lineRule="auto"/>
+        <w:rPr>
+          <w:rFonts w:ascii="Times New Roman" w:eastAsia="Times New Roman" w:hAnsi="Times New Roman" w:cs="Times New Roman"/>
+          <w:kern w:val="0"/>
+          <w:szCs w:val="24"/>
+          <w14:ligatures w14:val="none"/>
+        </w:rPr>
+      </w:pPr>
     </w:p>
     <w:p>
       <w:pPr>
@@ -2836,6 +2868,688 @@
       <w:r>
         <w:t>Hình 1.3: Sơ đồ UC quản lý hồ sơ</w:t>
       </w:r>
+    </w:p>
+    <w:p>
+      <w:pPr>
+        <w:ind w:left="360"/>
+        <w:jc w:val="center"/>
+      </w:pPr>
+      <w:r>
+        <w:lastRenderedPageBreak/>
+        <w:drawing>
+          <wp:inline distT="0" distB="0" distL="0" distR="0" wp14:anchorId="58752B48" wp14:editId="037A9986">
+            <wp:extent cx="5731510" cy="4460240"/>
+            <wp:effectExtent l="0" t="0" r="2540" b="0"/>
+            <wp:docPr id="626908451" name="Picture 13"/>
+            <wp:cNvGraphicFramePr>
+              <a:graphicFrameLocks xmlns:a="http://schemas.openxmlformats.org/drawingml/2006/main" noChangeAspect="1"/>
+            </wp:cNvGraphicFramePr>
+            <a:graphic xmlns:a="http://schemas.openxmlformats.org/drawingml/2006/main">
+              <a:graphicData uri="http://schemas.openxmlformats.org/drawingml/2006/picture">
+                <pic:pic xmlns:pic="http://schemas.openxmlformats.org/drawingml/2006/picture">
+                  <pic:nvPicPr>
+                    <pic:cNvPr id="0" name="Picture 40"/>
+                    <pic:cNvPicPr>
+                      <a:picLocks noChangeAspect="1" noChangeArrowheads="1"/>
+                    </pic:cNvPicPr>
+                  </pic:nvPicPr>
+                  <pic:blipFill>
+                    <a:blip r:embed="rId8">
+                      <a:extLst>
+                        <a:ext uri="{28A0092B-C50C-407E-A947-70E740481C1C}">
+                          <a14:useLocalDpi xmlns:a14="http://schemas.microsoft.com/office/drawing/2010/main" val="0"/>
+                        </a:ext>
+                      </a:extLst>
+                    </a:blip>
+                    <a:srcRect/>
+                    <a:stretch>
+                      <a:fillRect/>
+                    </a:stretch>
+                  </pic:blipFill>
+                  <pic:spPr bwMode="auto">
+                    <a:xfrm>
+                      <a:off x="0" y="0"/>
+                      <a:ext cx="5731510" cy="4460240"/>
+                    </a:xfrm>
+                    <a:prstGeom prst="rect">
+                      <a:avLst/>
+                    </a:prstGeom>
+                    <a:noFill/>
+                    <a:ln>
+                      <a:noFill/>
+                    </a:ln>
+                  </pic:spPr>
+                </pic:pic>
+              </a:graphicData>
+            </a:graphic>
+          </wp:inline>
+        </w:drawing>
+      </w:r>
+    </w:p>
+    <w:p>
+      <w:pPr>
+        <w:ind w:left="360"/>
+        <w:jc w:val="center"/>
+        <w:rPr>
+          <w:lang w:val="en-US"/>
+        </w:rPr>
+      </w:pPr>
+    </w:p>
+    <w:p>
+      <w:pPr>
+        <w:ind w:left="360"/>
+        <w:jc w:val="center"/>
+        <w:rPr>
+          <w:lang w:val="en-US"/>
+        </w:rPr>
+      </w:pPr>
+      <w:proofErr w:type="spellStart"/>
+      <w:r>
+        <w:rPr>
+          <w:lang w:val="en-US"/>
+        </w:rPr>
+        <w:t>Hình</w:t>
+      </w:r>
+      <w:proofErr w:type="spellEnd"/>
+      <w:r>
+        <w:rPr>
+          <w:lang w:val="en-US"/>
+        </w:rPr>
+        <w:t xml:space="preserve"> 1.4: </w:t>
+      </w:r>
+      <w:proofErr w:type="spellStart"/>
+      <w:r>
+        <w:rPr>
+          <w:lang w:val="en-US"/>
+        </w:rPr>
+        <w:t>Sơ</w:t>
+      </w:r>
+      <w:proofErr w:type="spellEnd"/>
+      <w:r>
+        <w:rPr>
+          <w:lang w:val="en-US"/>
+        </w:rPr>
+        <w:t xml:space="preserve"> </w:t>
+      </w:r>
+      <w:proofErr w:type="spellStart"/>
+      <w:r>
+        <w:rPr>
+          <w:lang w:val="en-US"/>
+        </w:rPr>
+        <w:t>đồ</w:t>
+      </w:r>
+      <w:proofErr w:type="spellEnd"/>
+      <w:r>
+        <w:rPr>
+          <w:lang w:val="en-US"/>
+        </w:rPr>
+        <w:t xml:space="preserve"> UC </w:t>
+      </w:r>
+      <w:proofErr w:type="spellStart"/>
+      <w:r>
+        <w:rPr>
+          <w:lang w:val="en-US"/>
+        </w:rPr>
+        <w:t>quản</w:t>
+      </w:r>
+      <w:proofErr w:type="spellEnd"/>
+      <w:r>
+        <w:rPr>
+          <w:lang w:val="en-US"/>
+        </w:rPr>
+        <w:t xml:space="preserve"> </w:t>
+      </w:r>
+      <w:proofErr w:type="spellStart"/>
+      <w:r>
+        <w:rPr>
+          <w:lang w:val="en-US"/>
+        </w:rPr>
+        <w:t>lý</w:t>
+      </w:r>
+      <w:proofErr w:type="spellEnd"/>
+      <w:r>
+        <w:rPr>
+          <w:lang w:val="en-US"/>
+        </w:rPr>
+        <w:t xml:space="preserve"> </w:t>
+      </w:r>
+      <w:proofErr w:type="spellStart"/>
+      <w:r>
+        <w:rPr>
+          <w:lang w:val="en-US"/>
+        </w:rPr>
+        <w:t>quyết</w:t>
+      </w:r>
+      <w:proofErr w:type="spellEnd"/>
+      <w:r>
+        <w:rPr>
+          <w:lang w:val="en-US"/>
+        </w:rPr>
+        <w:t xml:space="preserve"> </w:t>
+      </w:r>
+      <w:proofErr w:type="spellStart"/>
+      <w:r>
+        <w:rPr>
+          <w:lang w:val="en-US"/>
+        </w:rPr>
+        <w:t>định</w:t>
+      </w:r>
+      <w:proofErr w:type="spellEnd"/>
+    </w:p>
+    <w:p>
+      <w:pPr>
+        <w:ind w:left="360"/>
+        <w:jc w:val="center"/>
+        <w:rPr>
+          <w:lang w:val="en-US"/>
+        </w:rPr>
+      </w:pPr>
+      <w:r>
+        <w:lastRenderedPageBreak/>
+        <w:drawing>
+          <wp:inline distT="0" distB="0" distL="0" distR="0" wp14:anchorId="78CC5CA5" wp14:editId="5BDA607A">
+            <wp:extent cx="4831080" cy="6690360"/>
+            <wp:effectExtent l="0" t="0" r="7620" b="0"/>
+            <wp:docPr id="1752743169" name="Picture 16"/>
+            <wp:cNvGraphicFramePr>
+              <a:graphicFrameLocks xmlns:a="http://schemas.openxmlformats.org/drawingml/2006/main" noChangeAspect="1"/>
+            </wp:cNvGraphicFramePr>
+            <a:graphic xmlns:a="http://schemas.openxmlformats.org/drawingml/2006/main">
+              <a:graphicData uri="http://schemas.openxmlformats.org/drawingml/2006/picture">
+                <pic:pic xmlns:pic="http://schemas.openxmlformats.org/drawingml/2006/picture">
+                  <pic:nvPicPr>
+                    <pic:cNvPr id="0" name="Picture 49"/>
+                    <pic:cNvPicPr>
+                      <a:picLocks noChangeAspect="1" noChangeArrowheads="1"/>
+                    </pic:cNvPicPr>
+                  </pic:nvPicPr>
+                  <pic:blipFill>
+                    <a:blip r:embed="rId9">
+                      <a:extLst>
+                        <a:ext uri="{28A0092B-C50C-407E-A947-70E740481C1C}">
+                          <a14:useLocalDpi xmlns:a14="http://schemas.microsoft.com/office/drawing/2010/main" val="0"/>
+                        </a:ext>
+                      </a:extLst>
+                    </a:blip>
+                    <a:srcRect/>
+                    <a:stretch>
+                      <a:fillRect/>
+                    </a:stretch>
+                  </pic:blipFill>
+                  <pic:spPr bwMode="auto">
+                    <a:xfrm>
+                      <a:off x="0" y="0"/>
+                      <a:ext cx="4831080" cy="6690360"/>
+                    </a:xfrm>
+                    <a:prstGeom prst="rect">
+                      <a:avLst/>
+                    </a:prstGeom>
+                    <a:noFill/>
+                    <a:ln>
+                      <a:noFill/>
+                    </a:ln>
+                  </pic:spPr>
+                </pic:pic>
+              </a:graphicData>
+            </a:graphic>
+          </wp:inline>
+        </w:drawing>
+      </w:r>
+    </w:p>
+    <w:p>
+      <w:pPr>
+        <w:ind w:left="360"/>
+        <w:jc w:val="center"/>
+        <w:rPr>
+          <w:lang w:val="en-US"/>
+        </w:rPr>
+      </w:pPr>
+      <w:proofErr w:type="spellStart"/>
+      <w:r>
+        <w:rPr>
+          <w:lang w:val="en-US"/>
+        </w:rPr>
+        <w:t>Hình</w:t>
+      </w:r>
+      <w:proofErr w:type="spellEnd"/>
+      <w:r>
+        <w:rPr>
+          <w:lang w:val="en-US"/>
+        </w:rPr>
+        <w:t xml:space="preserve"> 1.5: </w:t>
+      </w:r>
+      <w:proofErr w:type="spellStart"/>
+      <w:r>
+        <w:rPr>
+          <w:lang w:val="en-US"/>
+        </w:rPr>
+        <w:t>Sơ</w:t>
+      </w:r>
+      <w:proofErr w:type="spellEnd"/>
+      <w:r>
+        <w:rPr>
+          <w:lang w:val="en-US"/>
+        </w:rPr>
+        <w:t xml:space="preserve"> </w:t>
+      </w:r>
+      <w:proofErr w:type="spellStart"/>
+      <w:r>
+        <w:rPr>
+          <w:lang w:val="en-US"/>
+        </w:rPr>
+        <w:t>đồ</w:t>
+      </w:r>
+      <w:proofErr w:type="spellEnd"/>
+      <w:r>
+        <w:rPr>
+          <w:lang w:val="en-US"/>
+        </w:rPr>
+        <w:t xml:space="preserve"> UC </w:t>
+      </w:r>
+      <w:proofErr w:type="spellStart"/>
+      <w:r>
+        <w:rPr>
+          <w:lang w:val="en-US"/>
+        </w:rPr>
+        <w:t>quản</w:t>
+      </w:r>
+      <w:proofErr w:type="spellEnd"/>
+      <w:r>
+        <w:rPr>
+          <w:lang w:val="en-US"/>
+        </w:rPr>
+        <w:t xml:space="preserve"> </w:t>
+      </w:r>
+      <w:proofErr w:type="spellStart"/>
+      <w:r>
+        <w:rPr>
+          <w:lang w:val="en-US"/>
+        </w:rPr>
+        <w:t>lý</w:t>
+      </w:r>
+      <w:proofErr w:type="spellEnd"/>
+      <w:r>
+        <w:rPr>
+          <w:lang w:val="en-US"/>
+        </w:rPr>
+        <w:t xml:space="preserve"> </w:t>
+      </w:r>
+      <w:proofErr w:type="spellStart"/>
+      <w:r>
+        <w:rPr>
+          <w:lang w:val="en-US"/>
+        </w:rPr>
+        <w:t>lương</w:t>
+      </w:r>
+      <w:proofErr w:type="spellEnd"/>
+      <w:r>
+        <w:rPr>
+          <w:lang w:val="en-US"/>
+        </w:rPr>
+        <w:t xml:space="preserve"> </w:t>
+      </w:r>
+      <w:proofErr w:type="spellStart"/>
+      <w:r>
+        <w:rPr>
+          <w:lang w:val="en-US"/>
+        </w:rPr>
+        <w:t>hàng</w:t>
+      </w:r>
+      <w:proofErr w:type="spellEnd"/>
+      <w:r>
+        <w:rPr>
+          <w:lang w:val="en-US"/>
+        </w:rPr>
+        <w:t xml:space="preserve"> </w:t>
+      </w:r>
+      <w:proofErr w:type="spellStart"/>
+      <w:r>
+        <w:rPr>
+          <w:lang w:val="en-US"/>
+        </w:rPr>
+        <w:t>tháng</w:t>
+      </w:r>
+      <w:proofErr w:type="spellEnd"/>
+    </w:p>
+    <w:p>
+      <w:pPr>
+        <w:ind w:left="360"/>
+        <w:jc w:val="center"/>
+        <w:rPr>
+          <w:lang w:val="en-US"/>
+        </w:rPr>
+      </w:pPr>
+    </w:p>
+    <w:p>
+      <w:pPr>
+        <w:ind w:left="360"/>
+        <w:jc w:val="center"/>
+        <w:rPr>
+          <w:lang w:val="en-US"/>
+        </w:rPr>
+      </w:pPr>
+      <w:proofErr w:type="spellStart"/>
+      <w:r>
+        <w:rPr>
+          <w:lang w:val="en-US"/>
+        </w:rPr>
+        <w:t>Hình</w:t>
+      </w:r>
+      <w:proofErr w:type="spellEnd"/>
+      <w:r>
+        <w:rPr>
+          <w:lang w:val="en-US"/>
+        </w:rPr>
+        <w:t xml:space="preserve"> 1.6: </w:t>
+      </w:r>
+      <w:proofErr w:type="spellStart"/>
+      <w:r>
+        <w:rPr>
+          <w:lang w:val="en-US"/>
+        </w:rPr>
+        <w:t>Sơ</w:t>
+      </w:r>
+      <w:proofErr w:type="spellEnd"/>
+      <w:r>
+        <w:rPr>
+          <w:lang w:val="en-US"/>
+        </w:rPr>
+        <w:t xml:space="preserve"> </w:t>
+      </w:r>
+      <w:proofErr w:type="spellStart"/>
+      <w:r>
+        <w:rPr>
+          <w:lang w:val="en-US"/>
+        </w:rPr>
+        <w:t>đồ</w:t>
+      </w:r>
+      <w:proofErr w:type="spellEnd"/>
+      <w:r>
+        <w:rPr>
+          <w:lang w:val="en-US"/>
+        </w:rPr>
+        <w:t xml:space="preserve"> UC </w:t>
+      </w:r>
+      <w:proofErr w:type="spellStart"/>
+      <w:r>
+        <w:rPr>
+          <w:lang w:val="en-US"/>
+        </w:rPr>
+        <w:t>quản</w:t>
+      </w:r>
+      <w:proofErr w:type="spellEnd"/>
+      <w:r>
+        <w:rPr>
+          <w:lang w:val="en-US"/>
+        </w:rPr>
+        <w:t xml:space="preserve"> </w:t>
+      </w:r>
+      <w:proofErr w:type="spellStart"/>
+      <w:r>
+        <w:rPr>
+          <w:lang w:val="en-US"/>
+        </w:rPr>
+        <w:t>lý</w:t>
+      </w:r>
+      <w:proofErr w:type="spellEnd"/>
+      <w:r>
+        <w:rPr>
+          <w:lang w:val="en-US"/>
+        </w:rPr>
+        <w:t xml:space="preserve"> </w:t>
+      </w:r>
+      <w:proofErr w:type="spellStart"/>
+      <w:r>
+        <w:rPr>
+          <w:lang w:val="en-US"/>
+        </w:rPr>
+        <w:t>chấm</w:t>
+      </w:r>
+      <w:proofErr w:type="spellEnd"/>
+      <w:r>
+        <w:rPr>
+          <w:lang w:val="en-US"/>
+        </w:rPr>
+        <w:t xml:space="preserve"> </w:t>
+      </w:r>
+      <w:proofErr w:type="spellStart"/>
+      <w:r>
+        <w:rPr>
+          <w:lang w:val="en-US"/>
+        </w:rPr>
+        <w:t>công</w:t>
+      </w:r>
+      <w:proofErr w:type="spellEnd"/>
+      <w:r>
+        <w:rPr>
+          <w:lang w:val="en-US"/>
+        </w:rPr>
+        <w:t xml:space="preserve"> </w:t>
+      </w:r>
+      <w:proofErr w:type="spellStart"/>
+      <w:r>
+        <w:rPr>
+          <w:lang w:val="en-US"/>
+        </w:rPr>
+        <w:t>và</w:t>
+      </w:r>
+      <w:proofErr w:type="spellEnd"/>
+      <w:r>
+        <w:rPr>
+          <w:lang w:val="en-US"/>
+        </w:rPr>
+        <w:t xml:space="preserve"> </w:t>
+      </w:r>
+      <w:proofErr w:type="spellStart"/>
+      <w:r>
+        <w:rPr>
+          <w:lang w:val="en-US"/>
+        </w:rPr>
+        <w:t>phụ</w:t>
+      </w:r>
+      <w:proofErr w:type="spellEnd"/>
+      <w:r>
+        <w:rPr>
+          <w:lang w:val="en-US"/>
+        </w:rPr>
+        <w:t xml:space="preserve"> </w:t>
+      </w:r>
+      <w:proofErr w:type="spellStart"/>
+      <w:r>
+        <w:rPr>
+          <w:lang w:val="en-US"/>
+        </w:rPr>
+        <w:t>trợ</w:t>
+      </w:r>
+      <w:proofErr w:type="spellEnd"/>
+    </w:p>
+    <w:p>
+      <w:pPr>
+        <w:ind w:left="360"/>
+        <w:jc w:val="center"/>
+        <w:rPr>
+          <w:lang w:val="en-US"/>
+        </w:rPr>
+      </w:pPr>
+      <w:proofErr w:type="spellStart"/>
+      <w:r>
+        <w:rPr>
+          <w:lang w:val="en-US"/>
+        </w:rPr>
+        <w:t>Hình</w:t>
+      </w:r>
+      <w:proofErr w:type="spellEnd"/>
+      <w:r>
+        <w:rPr>
+          <w:lang w:val="en-US"/>
+        </w:rPr>
+        <w:t xml:space="preserve"> 1.7: Quản </w:t>
+      </w:r>
+      <w:proofErr w:type="spellStart"/>
+      <w:r>
+        <w:rPr>
+          <w:lang w:val="en-US"/>
+        </w:rPr>
+        <w:t>lý</w:t>
+      </w:r>
+      <w:proofErr w:type="spellEnd"/>
+      <w:r>
+        <w:rPr>
+          <w:lang w:val="en-US"/>
+        </w:rPr>
+        <w:t xml:space="preserve"> </w:t>
+      </w:r>
+      <w:proofErr w:type="spellStart"/>
+      <w:r>
+        <w:rPr>
+          <w:lang w:val="en-US"/>
+        </w:rPr>
+        <w:t>phân</w:t>
+      </w:r>
+      <w:proofErr w:type="spellEnd"/>
+      <w:r>
+        <w:rPr>
+          <w:lang w:val="en-US"/>
+        </w:rPr>
+        <w:t xml:space="preserve"> </w:t>
+      </w:r>
+      <w:proofErr w:type="spellStart"/>
+      <w:r>
+        <w:rPr>
+          <w:lang w:val="en-US"/>
+        </w:rPr>
+        <w:t>công</w:t>
+      </w:r>
+      <w:proofErr w:type="spellEnd"/>
+      <w:r>
+        <w:rPr>
+          <w:lang w:val="en-US"/>
+        </w:rPr>
+        <w:t xml:space="preserve"> ca </w:t>
+      </w:r>
+      <w:proofErr w:type="spellStart"/>
+      <w:r>
+        <w:rPr>
+          <w:lang w:val="en-US"/>
+        </w:rPr>
+        <w:t>làm</w:t>
+      </w:r>
+      <w:proofErr w:type="spellEnd"/>
+      <w:r>
+        <w:rPr>
+          <w:lang w:val="en-US"/>
+        </w:rPr>
+        <w:t xml:space="preserve"> </w:t>
+      </w:r>
+      <w:proofErr w:type="spellStart"/>
+      <w:r>
+        <w:rPr>
+          <w:lang w:val="en-US"/>
+        </w:rPr>
+        <w:t>việc</w:t>
+      </w:r>
+      <w:proofErr w:type="spellEnd"/>
+    </w:p>
+    <w:p>
+      <w:pPr>
+        <w:ind w:left="360"/>
+        <w:jc w:val="center"/>
+        <w:rPr>
+          <w:lang w:val="en-US"/>
+        </w:rPr>
+      </w:pPr>
+      <w:proofErr w:type="spellStart"/>
+      <w:r>
+        <w:rPr>
+          <w:lang w:val="en-US"/>
+        </w:rPr>
+        <w:t>Hình</w:t>
+      </w:r>
+      <w:proofErr w:type="spellEnd"/>
+      <w:r>
+        <w:rPr>
+          <w:lang w:val="en-US"/>
+        </w:rPr>
+        <w:t xml:space="preserve"> 1.8: Quản </w:t>
+      </w:r>
+      <w:proofErr w:type="spellStart"/>
+      <w:r>
+        <w:rPr>
+          <w:lang w:val="en-US"/>
+        </w:rPr>
+        <w:t>lý</w:t>
+      </w:r>
+      <w:proofErr w:type="spellEnd"/>
+      <w:r>
+        <w:rPr>
+          <w:lang w:val="en-US"/>
+        </w:rPr>
+        <w:t xml:space="preserve"> </w:t>
+      </w:r>
+      <w:proofErr w:type="spellStart"/>
+      <w:r>
+        <w:rPr>
+          <w:lang w:val="en-US"/>
+        </w:rPr>
+        <w:t>tài</w:t>
+      </w:r>
+      <w:proofErr w:type="spellEnd"/>
+      <w:r>
+        <w:rPr>
+          <w:lang w:val="en-US"/>
+        </w:rPr>
+        <w:t xml:space="preserve"> </w:t>
+      </w:r>
+      <w:proofErr w:type="spellStart"/>
+      <w:r>
+        <w:rPr>
+          <w:lang w:val="en-US"/>
+        </w:rPr>
+        <w:t>khoản</w:t>
+      </w:r>
+      <w:proofErr w:type="spellEnd"/>
+      <w:r>
+        <w:rPr>
+          <w:lang w:val="en-US"/>
+        </w:rPr>
+        <w:t xml:space="preserve"> </w:t>
+      </w:r>
+      <w:proofErr w:type="spellStart"/>
+      <w:r>
+        <w:rPr>
+          <w:lang w:val="en-US"/>
+        </w:rPr>
+        <w:t>và</w:t>
+      </w:r>
+      <w:proofErr w:type="spellEnd"/>
+      <w:r>
+        <w:rPr>
+          <w:lang w:val="en-US"/>
+        </w:rPr>
+        <w:t xml:space="preserve"> </w:t>
+      </w:r>
+      <w:proofErr w:type="spellStart"/>
+      <w:r>
+        <w:rPr>
+          <w:lang w:val="en-US"/>
+        </w:rPr>
+        <w:t>phân</w:t>
+      </w:r>
+      <w:proofErr w:type="spellEnd"/>
+      <w:r>
+        <w:rPr>
+          <w:lang w:val="en-US"/>
+        </w:rPr>
+        <w:t xml:space="preserve"> </w:t>
+      </w:r>
+      <w:proofErr w:type="spellStart"/>
+      <w:r>
+        <w:rPr>
+          <w:lang w:val="en-US"/>
+        </w:rPr>
+        <w:t>quyền</w:t>
+      </w:r>
+      <w:proofErr w:type="spellEnd"/>
     </w:p>
     <w:p>
       <w:pPr>
